--- a/cv/CV_ESPANOL.docx
+++ b/cv/CV_ESPANOL.docx
@@ -119,7 +119,7 @@
     <w:p>
       <w:pPr>
         <w:pStyle w:val="ListBullet"/>
-        <w:spacing w:after="20"/>
+        <w:spacing w:after="140"/>
         <w:ind w:left="317" w:hanging="173"/>
       </w:pPr>
       <w:r>

--- a/cv/CV_ESPANOL.docx
+++ b/cv/CV_ESPANOL.docx
@@ -401,6 +401,12 @@
         <w:t>Español (nativo), Inglés (avanzado, C1) | Permiso de conducir B. Disponibilidad para viajar.</w:t>
       </w:r>
     </w:p>
+    <w:p>
+      <w:pPr/>
+      <w:r>
+        <w:t>Paper basado en Entangle, revisado por pares y aceptado para publicación en QCE2026.</w:t>
+      </w:r>
+    </w:p>
     <w:sectPr>
       <w:pgSz w:w="12240" w:h="15840"/>
       <w:pgMar w:top="792" w:right="936" w:bottom="792" w:left="936" w:header="720" w:footer="720" w:gutter="0"/>
